--- a/CO1 AT2 DBMS.docx
+++ b/CO1 AT2 DBMS.docx
@@ -44,25 +44,45 @@
     </w:p>
     <w:p>
       <w:pPr>
-        <w:jc w:val="center"/>
-        <w:rPr>
-          <w:b/>
-          <w:bCs/>
-          <w:sz w:val="34"/>
-          <w:szCs w:val="34"/>
-        </w:rPr>
-      </w:pPr>
-    </w:p>
-    <w:p>
-      <w:pPr>
-        <w:jc w:val="center"/>
-        <w:rPr>
-          <w:b/>
-          <w:bCs/>
-          <w:sz w:val="34"/>
-          <w:szCs w:val="34"/>
-        </w:rPr>
-      </w:pPr>
+        <w:rPr>
+          <w:rFonts w:ascii="Times New Roman" w:hAnsi="Times New Roman" w:cs="Times New Roman"/>
+          <w:b/>
+          <w:bCs/>
+          <w:sz w:val="28"/>
+          <w:szCs w:val="28"/>
+        </w:rPr>
+      </w:pPr>
+      <w:r>
+        <w:rPr>
+          <w:rFonts w:ascii="Times New Roman" w:hAnsi="Times New Roman" w:cs="Times New Roman"/>
+          <w:b/>
+          <w:bCs/>
+          <w:sz w:val="28"/>
+          <w:szCs w:val="28"/>
+        </w:rPr>
+        <w:t>NAME: V.Sandeep</w:t>
+      </w:r>
+    </w:p>
+    <w:p>
+      <w:pPr>
+        <w:rPr>
+          <w:rFonts w:ascii="Times New Roman" w:hAnsi="Times New Roman" w:cs="Times New Roman"/>
+          <w:b/>
+          <w:bCs/>
+          <w:sz w:val="28"/>
+          <w:szCs w:val="28"/>
+        </w:rPr>
+      </w:pPr>
+      <w:r>
+        <w:rPr>
+          <w:rFonts w:ascii="Times New Roman" w:hAnsi="Times New Roman" w:cs="Times New Roman"/>
+          <w:b/>
+          <w:bCs/>
+          <w:sz w:val="28"/>
+          <w:szCs w:val="28"/>
+        </w:rPr>
+        <w:t>REG No. 192525235</w:t>
+      </w:r>
     </w:p>
     <w:p>
       <w:pPr>
@@ -275,7 +295,6 @@
         </w:rPr>
         <w:t xml:space="preserve">CO1: </w:t>
       </w:r>
-      <w:proofErr w:type="spellStart"/>
       <w:r>
         <w:rPr>
           <w:i/>
@@ -283,17 +302,7 @@
           <w:sz w:val="24"/>
           <w:szCs w:val="24"/>
         </w:rPr>
-        <w:t>Analyze</w:t>
-      </w:r>
-      <w:proofErr w:type="spellEnd"/>
-      <w:r>
-        <w:rPr>
-          <w:i/>
-          <w:iCs/>
-          <w:sz w:val="24"/>
-          <w:szCs w:val="24"/>
-        </w:rPr>
-        <w:t xml:space="preserve"> DBMS architecture, different data models, schema types, and design ER/EER diagrams, relational schemas for case-based scenarios by identifying entities and relationships. </w:t>
+        <w:t xml:space="preserve">Analyze DBMS architecture, different data models, schema types, and design ER/EER diagrams, relational schemas for case-based scenarios by identifying entities and relationships. </w:t>
       </w:r>
       <w:r>
         <w:rPr>
@@ -489,8 +498,6 @@
               <w:spacing w:after="60"/>
               <w:jc w:val="center"/>
             </w:pPr>
-            <w:proofErr w:type="spellStart"/>
-            <w:proofErr w:type="gramStart"/>
             <w:r>
               <w:rPr>
                 <w:b/>
@@ -500,8 +507,6 @@
               </w:rPr>
               <w:t>Q.No</w:t>
             </w:r>
-            <w:proofErr w:type="spellEnd"/>
-            <w:proofErr w:type="gramEnd"/>
           </w:p>
         </w:tc>
         <w:tc>
@@ -1870,21 +1875,8 @@
           <w:sz w:val="24"/>
           <w:szCs w:val="24"/>
         </w:rPr>
-        <w:t xml:space="preserve"> </w:t>
-      </w:r>
-      <w:proofErr w:type="gramStart"/>
-      <w:r>
-        <w:rPr>
-          <w:b/>
-          <w:bCs/>
-          <w:i/>
-          <w:iCs/>
-          <w:sz w:val="24"/>
-          <w:szCs w:val="24"/>
-        </w:rPr>
-        <w:t>K.NIKHIL</w:t>
-      </w:r>
-      <w:proofErr w:type="gramEnd"/>
+        <w:t xml:space="preserve"> K.NIKHIL</w:t>
+      </w:r>
     </w:p>
     <w:p>
       <w:pPr>
@@ -3489,7 +3481,6 @@
         </w:rPr>
         <w:t xml:space="preserve">NAME: </w:t>
       </w:r>
-      <w:proofErr w:type="spellStart"/>
       <w:r>
         <w:rPr>
           <w:rFonts w:ascii="Times New Roman" w:hAnsi="Times New Roman" w:cs="Times New Roman"/>
@@ -3498,7 +3489,6 @@
         </w:rPr>
         <w:t>V.Sandeep</w:t>
       </w:r>
-      <w:proofErr w:type="spellEnd"/>
     </w:p>
     <w:p>
       <w:pPr>
@@ -3541,25 +3531,7 @@
           <w:sz w:val="24"/>
           <w:szCs w:val="24"/>
         </w:rPr>
-        <w:t xml:space="preserve">                                                                    </w:t>
-      </w:r>
-      <w:proofErr w:type="gramStart"/>
-      <w:r>
-        <w:rPr>
-          <w:rFonts w:ascii="Times New Roman" w:hAnsi="Times New Roman" w:cs="Times New Roman"/>
-          <w:sz w:val="24"/>
-          <w:szCs w:val="24"/>
-        </w:rPr>
-        <w:t>COURSE :</w:t>
-      </w:r>
-      <w:proofErr w:type="gramEnd"/>
-      <w:r>
-        <w:rPr>
-          <w:rFonts w:ascii="Times New Roman" w:hAnsi="Times New Roman" w:cs="Times New Roman"/>
-          <w:sz w:val="24"/>
-          <w:szCs w:val="24"/>
-        </w:rPr>
-        <w:t xml:space="preserve"> CSA0501</w:t>
+        <w:t xml:space="preserve">                                                                    COURSE : CSA0501</w:t>
       </w:r>
     </w:p>
     <w:p>
@@ -4736,7 +4708,7 @@
           <w:lang w:val="en-IN"/>
         </w:rPr>
         <w:pict w14:anchorId="33F7630D">
-          <v:rect id="_x0000_i1052" style="width:0;height:1.5pt" o:hralign="center" o:hrstd="t" o:hr="t" fillcolor="#a0a0a0" stroked="f"/>
+          <v:rect id="_x0000_i1028" style="width:0;height:1.5pt" o:hralign="center" o:hrstd="t" o:hr="t" fillcolor="#a0a0a0" stroked="f"/>
         </w:pict>
       </w:r>
     </w:p>
@@ -5760,7 +5732,7 @@
           <w:lang w:val="en-IN"/>
         </w:rPr>
         <w:pict w14:anchorId="349FC3B6">
-          <v:rect id="_x0000_i1053" style="width:0;height:1.5pt" o:hralign="center" o:hrstd="t" o:hr="t" fillcolor="#a0a0a0" stroked="f"/>
+          <v:rect id="_x0000_i1029" style="width:0;height:1.5pt" o:hralign="center" o:hrstd="t" o:hr="t" fillcolor="#a0a0a0" stroked="f"/>
         </w:pict>
       </w:r>
     </w:p>
@@ -6558,7 +6530,7 @@
           <w:lang w:val="en-IN"/>
         </w:rPr>
         <w:pict w14:anchorId="7023FCB9">
-          <v:rect id="_x0000_i1054" style="width:0;height:1.5pt" o:hralign="center" o:hrstd="t" o:hr="t" fillcolor="#a0a0a0" stroked="f"/>
+          <v:rect id="_x0000_i1030" style="width:0;height:1.5pt" o:hralign="center" o:hrstd="t" o:hr="t" fillcolor="#a0a0a0" stroked="f"/>
         </w:pict>
       </w:r>
     </w:p>
@@ -7024,27 +6996,7 @@
           <w:szCs w:val="24"/>
           <w:lang w:val="en-IN"/>
         </w:rPr>
-        <w:t>Many-to-Many (</w:t>
-      </w:r>
-      <w:proofErr w:type="gramStart"/>
-      <w:r>
-        <w:rPr>
-          <w:rFonts w:ascii="Times New Roman" w:hAnsi="Times New Roman" w:cs="Times New Roman"/>
-          <w:sz w:val="24"/>
-          <w:szCs w:val="24"/>
-          <w:lang w:val="en-IN"/>
-        </w:rPr>
-        <w:t>M:N</w:t>
-      </w:r>
-      <w:proofErr w:type="gramEnd"/>
-      <w:r>
-        <w:rPr>
-          <w:rFonts w:ascii="Times New Roman" w:hAnsi="Times New Roman" w:cs="Times New Roman"/>
-          <w:sz w:val="24"/>
-          <w:szCs w:val="24"/>
-          <w:lang w:val="en-IN"/>
-        </w:rPr>
-        <w:t xml:space="preserve">) </w:t>
+        <w:t xml:space="preserve">Many-to-Many (M:N) </w:t>
       </w:r>
     </w:p>
     <w:p>
@@ -7218,19 +7170,8 @@
           <w:lang w:val="en-IN"/>
         </w:rPr>
         <w:br/>
-        <w:t xml:space="preserve">│ ├── </w:t>
-      </w:r>
-      <w:proofErr w:type="gramStart"/>
-      <w:r>
-        <w:rPr>
-          <w:rFonts w:ascii="Times New Roman" w:hAnsi="Times New Roman" w:cs="Times New Roman"/>
-          <w:sz w:val="24"/>
-          <w:szCs w:val="24"/>
-          <w:lang w:val="en-IN"/>
-        </w:rPr>
-        <w:t>Multi-Valued</w:t>
-      </w:r>
-      <w:proofErr w:type="gramEnd"/>
+        <w:t>│ ├── Multi-Valued</w:t>
+      </w:r>
       <w:r>
         <w:rPr>
           <w:rFonts w:ascii="Times New Roman" w:hAnsi="Times New Roman" w:cs="Times New Roman"/>
@@ -7279,19 +7220,8 @@
           <w:lang w:val="en-IN"/>
         </w:rPr>
         <w:br/>
-        <w:t xml:space="preserve">│ └── </w:t>
-      </w:r>
-      <w:proofErr w:type="gramStart"/>
-      <w:r>
-        <w:rPr>
-          <w:rFonts w:ascii="Times New Roman" w:hAnsi="Times New Roman" w:cs="Times New Roman"/>
-          <w:sz w:val="24"/>
-          <w:szCs w:val="24"/>
-          <w:lang w:val="en-IN"/>
-        </w:rPr>
-        <w:t>M:N</w:t>
-      </w:r>
-      <w:proofErr w:type="gramEnd"/>
+        <w:t>│ └── M:N</w:t>
+      </w:r>
       <w:r>
         <w:rPr>
           <w:rFonts w:ascii="Times New Roman" w:hAnsi="Times New Roman" w:cs="Times New Roman"/>
@@ -8061,27 +7991,7 @@
                 <w:szCs w:val="24"/>
                 <w:lang w:val="en-IN"/>
               </w:rPr>
-              <w:t xml:space="preserve">Student </w:t>
-            </w:r>
-            <w:proofErr w:type="spellStart"/>
-            <w:r>
-              <w:rPr>
-                <w:rFonts w:ascii="Times New Roman" w:hAnsi="Times New Roman" w:cs="Times New Roman"/>
-                <w:sz w:val="24"/>
-                <w:szCs w:val="24"/>
-                <w:lang w:val="en-IN"/>
-              </w:rPr>
-              <w:t>Enrolls</w:t>
-            </w:r>
-            <w:proofErr w:type="spellEnd"/>
-            <w:r>
-              <w:rPr>
-                <w:rFonts w:ascii="Times New Roman" w:hAnsi="Times New Roman" w:cs="Times New Roman"/>
-                <w:sz w:val="24"/>
-                <w:szCs w:val="24"/>
-                <w:lang w:val="en-IN"/>
-              </w:rPr>
-              <w:t xml:space="preserve"> Course</w:t>
+              <w:t>Student Enrolls Course</w:t>
             </w:r>
           </w:p>
         </w:tc>
@@ -8235,7 +8145,7 @@
           <w:lang w:val="en-IN"/>
         </w:rPr>
         <w:pict w14:anchorId="2FA33CB8">
-          <v:rect id="_x0000_i1055" style="width:0;height:1.5pt" o:hralign="center" o:hrstd="t" o:hr="t" fillcolor="#a0a0a0" stroked="f"/>
+          <v:rect id="_x0000_i1031" style="width:0;height:1.5pt" o:hralign="center" o:hrstd="t" o:hr="t" fillcolor="#a0a0a0" stroked="f"/>
         </w:pict>
       </w:r>
     </w:p>
@@ -11450,7 +11360,7 @@
           <w:lang w:val="en-IN"/>
         </w:rPr>
         <w:pict w14:anchorId="7D42C61A">
-          <v:rect id="_x0000_i1132" style="width:0;height:1.5pt" o:hralign="center" o:hrstd="t" o:hr="t" fillcolor="#a0a0a0" stroked="f"/>
+          <v:rect id="_x0000_i1032" style="width:0;height:1.5pt" o:hralign="center" o:hrstd="t" o:hr="t" fillcolor="#a0a0a0" stroked="f"/>
         </w:pict>
       </w:r>
     </w:p>
@@ -12637,7 +12547,7 @@
           <w:lang w:val="en-IN"/>
         </w:rPr>
         <w:pict w14:anchorId="05B6CA5C">
-          <v:rect id="_x0000_i1133" style="width:0;height:1.5pt" o:hralign="center" o:hrstd="t" o:hr="t" fillcolor="#a0a0a0" stroked="f"/>
+          <v:rect id="_x0000_i1033" style="width:0;height:1.5pt" o:hralign="center" o:hrstd="t" o:hr="t" fillcolor="#a0a0a0" stroked="f"/>
         </w:pict>
       </w:r>
     </w:p>
@@ -13659,7 +13569,7 @@
           <w:lang w:val="en-IN"/>
         </w:rPr>
         <w:pict w14:anchorId="507DE916">
-          <v:rect id="_x0000_i1134" style="width:0;height:1.5pt" o:hralign="center" o:hrstd="t" o:hr="t" fillcolor="#a0a0a0" stroked="f"/>
+          <v:rect id="_x0000_i1034" style="width:0;height:1.5pt" o:hralign="center" o:hrstd="t" o:hr="t" fillcolor="#a0a0a0" stroked="f"/>
         </w:pict>
       </w:r>
     </w:p>
@@ -13768,21 +13678,8 @@
           <w:szCs w:val="24"/>
           <w:lang w:val="en-IN"/>
         </w:rPr>
-        <w:t xml:space="preserve">Types of </w:t>
-      </w:r>
-      <w:proofErr w:type="gramStart"/>
-      <w:r>
-        <w:rPr>
-          <w:rFonts w:ascii="Times New Roman" w:hAnsi="Times New Roman" w:cs="Times New Roman"/>
-          <w:b/>
-          <w:bCs/>
-          <w:sz w:val="24"/>
-          <w:szCs w:val="24"/>
-          <w:lang w:val="en-IN"/>
-        </w:rPr>
-        <w:t>Schema</w:t>
-      </w:r>
-      <w:proofErr w:type="gramEnd"/>
+        <w:t>Types of Schema</w:t>
+      </w:r>
     </w:p>
     <w:p>
       <w:pPr>
@@ -14908,7 +14805,7 @@
           <w:lang w:val="en-IN"/>
         </w:rPr>
         <w:pict w14:anchorId="0963DDA4">
-          <v:rect id="_x0000_i1135" style="width:0;height:1.5pt" o:hralign="center" o:hrstd="t" o:hr="t" fillcolor="#a0a0a0" stroked="f"/>
+          <v:rect id="_x0000_i1035" style="width:0;height:1.5pt" o:hralign="center" o:hrstd="t" o:hr="t" fillcolor="#a0a0a0" stroked="f"/>
         </w:pict>
       </w:r>
     </w:p>
@@ -21971,6 +21868,7 @@
   <w:style w:type="character" w:default="1" w:styleId="DefaultParagraphFont">
     <w:name w:val="Default Paragraph Font"/>
     <w:uiPriority w:val="1"/>
+    <w:semiHidden/>
     <w:unhideWhenUsed/>
   </w:style>
   <w:style w:type="table" w:default="1" w:styleId="TableNormal">
